--- a/05a-design-dramatic/homework.docx
+++ b/05a-design-dramatic/homework.docx
@@ -57,7 +57,6 @@
       <w:pPr>
         <w:rPr>
           <w:rFonts w:ascii="David" w:hAnsi="David" w:cs="David"/>
-          <w:rtl/>
         </w:rPr>
       </w:pPr>
       <w:r>
@@ -78,13 +77,104 @@
           <w:rFonts w:ascii="David" w:hAnsi="David" w:cs="David"/>
           <w:rtl/>
         </w:rPr>
-        <w:t xml:space="preserve"> שנלמד בשיעור כדי לבנות משחק טקסט עם עלילה מתפצלת. לבחירתכם שלוש אפשרויות:</w:t>
+        <w:t xml:space="preserve"> </w:t>
+      </w:r>
+      <w:r>
+        <w:rPr>
+          <w:rFonts w:ascii="David" w:hAnsi="David" w:cs="David" w:hint="cs"/>
+          <w:rtl/>
+        </w:rPr>
+        <w:t>(</w:t>
+      </w:r>
+      <w:r>
+        <w:rPr>
+          <w:rFonts w:ascii="David" w:hAnsi="David" w:cs="David"/>
+        </w:rPr>
+        <w:t>https://twinery.org</w:t>
+      </w:r>
+      <w:r>
+        <w:rPr>
+          <w:rFonts w:ascii="David" w:hAnsi="David" w:cs="David" w:hint="cs"/>
+          <w:rtl/>
+        </w:rPr>
+        <w:t xml:space="preserve">) </w:t>
+      </w:r>
+      <w:r>
+        <w:rPr>
+          <w:rFonts w:ascii="David" w:hAnsi="David" w:cs="David"/>
+          <w:rtl/>
+        </w:rPr>
+        <w:t xml:space="preserve">כדי לבנות משחק טקסט עם עלילה מתפצלת. </w:t>
+      </w:r>
+      <w:r>
+        <w:rPr>
+          <w:rFonts w:ascii="David" w:hAnsi="David" w:cs="David" w:hint="cs"/>
+          <w:rtl/>
+        </w:rPr>
+        <w:t>להשראה ראו כאן:</w:t>
+      </w:r>
+      <w:r>
+        <w:rPr>
+          <w:rFonts w:ascii="David" w:hAnsi="David" w:cs="David"/>
+        </w:rPr>
+        <w:t xml:space="preserve"> </w:t>
+      </w:r>
+      <w:r>
+        <w:rPr>
+          <w:rFonts w:ascii="David" w:hAnsi="David" w:cs="David" w:hint="cs"/>
+          <w:rtl/>
+        </w:rPr>
+        <w:t xml:space="preserve"> </w:t>
+      </w:r>
+      <w:hyperlink r:id="rId8" w:history="1">
+        <w:r>
+          <w:rPr>
+            <w:rStyle w:val="Hyperlink"/>
+            <w:rFonts w:ascii="David" w:hAnsi="David" w:cs="David"/>
+          </w:rPr>
+          <w:t>https://ifdb.org/viewcomp?id=p6s9uem6td8rfihv</w:t>
+        </w:r>
+      </w:hyperlink>
+      <w:r>
+        <w:rPr>
+          <w:rFonts w:ascii="David" w:hAnsi="David" w:cs="David" w:hint="cs"/>
+          <w:rtl/>
+        </w:rPr>
+        <w:t xml:space="preserve"> רשימת 50 משחקי-הטקסט שנחשבים "הטובים בכל הזמנים". </w:t>
+      </w:r>
+      <w:r>
+        <w:rPr>
+          <w:rFonts w:ascii="David" w:hAnsi="David" w:cs="David"/>
+          <w:rtl/>
+        </w:rPr>
+        <w:t xml:space="preserve">לבחירתכם </w:t>
+      </w:r>
+      <w:r>
+        <w:rPr>
+          <w:rFonts w:ascii="David" w:hAnsi="David" w:cs="David" w:hint="cs"/>
+          <w:rtl/>
+        </w:rPr>
+        <w:t>כמה</w:t>
+      </w:r>
+      <w:r>
+        <w:rPr>
+          <w:rFonts w:ascii="David" w:hAnsi="David" w:cs="David" w:hint="cs"/>
+          <w:rtl/>
+        </w:rPr>
+        <w:t xml:space="preserve"> </w:t>
+      </w:r>
+      <w:r>
+        <w:rPr>
+          <w:rFonts w:ascii="David" w:hAnsi="David" w:cs="David"/>
+          <w:rtl/>
+        </w:rPr>
+        <w:t>אפשרויות:</w:t>
       </w:r>
     </w:p>
     <w:p>
       <w:pPr>
         <w:rPr>
-          <w:rFonts w:ascii="David" w:hAnsi="David" w:cs="David"/>
+          <w:rFonts w:ascii="David" w:hAnsi="David" w:cs="David" w:hint="cs"/>
           <w:rtl/>
         </w:rPr>
       </w:pPr>
@@ -94,6 +184,7 @@
         <w:pStyle w:val="Heading2"/>
         <w:rPr>
           <w:rFonts w:ascii="David" w:hAnsi="David" w:cs="David"/>
+          <w:color w:val="auto"/>
           <w:rtl/>
         </w:rPr>
       </w:pPr>
@@ -102,9 +193,100 @@
           <w:rFonts w:ascii="David" w:hAnsi="David" w:cs="David"/>
           <w:b/>
           <w:bCs/>
-          <w:rtl/>
-        </w:rPr>
-        <w:t>אפשרות א</w:t>
+          <w:color w:val="auto"/>
+          <w:rtl/>
+        </w:rPr>
+        <w:t xml:space="preserve">אפשרות </w:t>
+      </w:r>
+      <w:r>
+        <w:rPr>
+          <w:rFonts w:ascii="David" w:hAnsi="David" w:cs="David" w:hint="cs"/>
+          <w:b/>
+          <w:bCs/>
+          <w:color w:val="auto"/>
+          <w:rtl/>
+        </w:rPr>
+        <w:t>א</w:t>
+      </w:r>
+      <w:r>
+        <w:rPr>
+          <w:rFonts w:ascii="David" w:hAnsi="David" w:cs="David"/>
+          <w:color w:val="auto"/>
+          <w:rtl/>
+        </w:rPr>
+        <w:t>: בניית סיפור חדש למשחק חדש – המשחק שלכם</w:t>
+      </w:r>
+    </w:p>
+    <w:p>
+      <w:pPr>
+        <w:rPr>
+          <w:rFonts w:ascii="David" w:hAnsi="David" w:cs="David"/>
+          <w:rtl/>
+        </w:rPr>
+      </w:pPr>
+      <w:r>
+        <w:rPr>
+          <w:rFonts w:ascii="David" w:hAnsi="David" w:cs="David"/>
+          <w:rtl/>
+        </w:rPr>
+        <w:t>אם המשחק המקורי שלכם (מהמטלה המתגלגלת) כולל עלילה מורכבת, השתמשו ב-</w:t>
+      </w:r>
+      <w:r>
+        <w:rPr>
+          <w:rFonts w:ascii="David" w:hAnsi="David" w:cs="David"/>
+        </w:rPr>
+        <w:t>Twine</w:t>
+      </w:r>
+      <w:r>
+        <w:rPr>
+          <w:rFonts w:ascii="David" w:hAnsi="David" w:cs="David"/>
+          <w:rtl/>
+        </w:rPr>
+        <w:t xml:space="preserve"> כדי ליצור אותה. </w:t>
+      </w:r>
+    </w:p>
+    <w:p>
+      <w:pPr>
+        <w:rPr>
+          <w:rFonts w:ascii="David" w:hAnsi="David" w:cs="David" w:hint="cs"/>
+          <w:rtl/>
+        </w:rPr>
+      </w:pPr>
+    </w:p>
+    <w:p>
+      <w:pPr>
+        <w:pStyle w:val="Heading2"/>
+        <w:rPr>
+          <w:rFonts w:ascii="David" w:hAnsi="David" w:cs="David"/>
+          <w:rtl/>
+        </w:rPr>
+      </w:pPr>
+      <w:r>
+        <w:rPr>
+          <w:rFonts w:ascii="David" w:hAnsi="David" w:cs="David" w:hint="cs"/>
+          <w:b/>
+          <w:bCs/>
+          <w:rtl/>
+        </w:rPr>
+        <w:t>א</w:t>
+      </w:r>
+      <w:r>
+        <w:rPr>
+          <w:rFonts w:ascii="David" w:hAnsi="David" w:cs="David"/>
+          <w:b/>
+          <w:bCs/>
+          <w:rtl/>
+        </w:rPr>
+        <w:t xml:space="preserve">פשרות </w:t>
+      </w:r>
+      <w:r>
+        <w:rPr>
+          <w:rFonts w:ascii="David" w:hAnsi="David" w:cs="David" w:hint="cs"/>
+          <w:b/>
+          <w:bCs/>
+          <w:rtl/>
+        </w:rPr>
+        <w:t>ב</w:t>
       </w:r>
       <w:r>
         <w:rPr>
@@ -147,6 +329,103 @@
           <w:rtl/>
         </w:rPr>
         <w:t>סיפור קיים</w:t>
+      </w:r>
+    </w:p>
+    <w:p>
+      <w:pPr>
+        <w:rPr>
+          <w:rFonts w:ascii="David" w:hAnsi="David" w:cs="David"/>
+          <w:rtl/>
+        </w:rPr>
+      </w:pPr>
+      <w:r>
+        <w:rPr>
+          <w:rFonts w:ascii="David" w:hAnsi="David" w:cs="David"/>
+          <w:rtl/>
+        </w:rPr>
+        <w:t xml:space="preserve">בחרו סיפור </w:t>
+      </w:r>
+      <w:r>
+        <w:rPr>
+          <w:rFonts w:ascii="David" w:hAnsi="David" w:cs="David"/>
+          <w:rtl/>
+        </w:rPr>
+        <w:t>(כגון ספר או סרט</w:t>
+      </w:r>
+      <w:r>
+        <w:rPr>
+          <w:rFonts w:ascii="David" w:hAnsi="David" w:cs="David" w:hint="cs"/>
+          <w:rtl/>
+        </w:rPr>
+        <w:t xml:space="preserve"> או תקופה היסטורית</w:t>
+      </w:r>
+      <w:r>
+        <w:rPr>
+          <w:rFonts w:ascii="David" w:hAnsi="David" w:cs="David"/>
+          <w:rtl/>
+        </w:rPr>
+        <w:t>)</w:t>
+      </w:r>
+      <w:r>
+        <w:rPr>
+          <w:rFonts w:ascii="David" w:hAnsi="David" w:cs="David"/>
+        </w:rPr>
+        <w:t xml:space="preserve"> </w:t>
+      </w:r>
+      <w:r>
+        <w:rPr>
+          <w:rFonts w:ascii="David" w:hAnsi="David" w:cs="David"/>
+          <w:rtl/>
+        </w:rPr>
+        <w:t xml:space="preserve">שאתם מכירים </w:t>
+      </w:r>
+      <w:r>
+        <w:rPr>
+          <w:rFonts w:ascii="David" w:hAnsi="David" w:cs="David"/>
+          <w:rtl/>
+        </w:rPr>
+        <w:t>ואוהבים</w:t>
+      </w:r>
+      <w:r>
+        <w:rPr>
+          <w:rFonts w:ascii="David" w:hAnsi="David" w:cs="David"/>
+          <w:rtl/>
+        </w:rPr>
+        <w:t>, והפכו אותו למשחק טקסט</w:t>
+      </w:r>
+      <w:r>
+        <w:rPr>
+          <w:rFonts w:ascii="David" w:hAnsi="David" w:cs="David"/>
+          <w:rtl/>
+        </w:rPr>
+        <w:t xml:space="preserve"> בעזרת מנוע </w:t>
+      </w:r>
+      <w:r>
+        <w:rPr>
+          <w:rFonts w:ascii="David" w:hAnsi="David" w:cs="David"/>
+        </w:rPr>
+        <w:t>Twine</w:t>
+      </w:r>
+      <w:r>
+        <w:rPr>
+          <w:rFonts w:ascii="David" w:hAnsi="David" w:cs="David"/>
+          <w:rtl/>
+        </w:rPr>
+        <w:t xml:space="preserve">. </w:t>
+      </w:r>
+      <w:r>
+        <w:rPr>
+          <w:rFonts w:ascii="David" w:hAnsi="David" w:cs="David" w:hint="cs"/>
+          <w:rtl/>
+        </w:rPr>
+        <w:t>ד</w:t>
+      </w:r>
+      <w:r>
+        <w:rPr>
+          <w:rFonts w:ascii="David" w:hAnsi="David" w:cs="David"/>
+          <w:rtl/>
+        </w:rPr>
+        <w:t>גשים:</w:t>
       </w:r>
     </w:p>
     <w:p>
@@ -159,94 +438,6 @@
         <w:ind w:left="360"/>
         <w:rPr>
           <w:rFonts w:ascii="David" w:hAnsi="David" w:cs="David"/>
-          <w:rtl/>
-        </w:rPr>
-      </w:pPr>
-      <w:r>
-        <w:rPr>
-          <w:rFonts w:ascii="David" w:hAnsi="David" w:cs="David"/>
-          <w:rtl/>
-        </w:rPr>
-        <w:t xml:space="preserve">בחרו סיפור </w:t>
-      </w:r>
-      <w:r>
-        <w:rPr>
-          <w:rFonts w:ascii="David" w:hAnsi="David" w:cs="David"/>
-          <w:rtl/>
-        </w:rPr>
-        <w:t>(כגון ספר או סרט)</w:t>
-      </w:r>
-      <w:r>
-        <w:rPr>
-          <w:rFonts w:ascii="David" w:hAnsi="David" w:cs="David"/>
-        </w:rPr>
-        <w:t xml:space="preserve"> </w:t>
-      </w:r>
-      <w:r>
-        <w:rPr>
-          <w:rFonts w:ascii="David" w:hAnsi="David" w:cs="David"/>
-          <w:rtl/>
-        </w:rPr>
-        <w:t xml:space="preserve">שאתם מכירים </w:t>
-      </w:r>
-      <w:r>
-        <w:rPr>
-          <w:rFonts w:ascii="David" w:hAnsi="David" w:cs="David"/>
-          <w:rtl/>
-        </w:rPr>
-        <w:t>ואוהבים</w:t>
-      </w:r>
-      <w:r>
-        <w:rPr>
-          <w:rFonts w:ascii="David" w:hAnsi="David" w:cs="David"/>
-          <w:rtl/>
-        </w:rPr>
-        <w:t>, והפכו אותו למשחק טקסט</w:t>
-      </w:r>
-      <w:r>
-        <w:rPr>
-          <w:rFonts w:ascii="David" w:hAnsi="David" w:cs="David"/>
-          <w:rtl/>
-        </w:rPr>
-        <w:t xml:space="preserve"> בעזרת מנוע </w:t>
-      </w:r>
-      <w:r>
-        <w:rPr>
-          <w:rFonts w:ascii="David" w:hAnsi="David" w:cs="David"/>
-        </w:rPr>
-        <w:t>Twine</w:t>
-      </w:r>
-      <w:r>
-        <w:rPr>
-          <w:rFonts w:ascii="David" w:hAnsi="David" w:cs="David"/>
-          <w:rtl/>
-        </w:rPr>
-        <w:t xml:space="preserve">. </w:t>
-      </w:r>
-      <w:r>
-        <w:rPr>
-          <w:rFonts w:ascii="David" w:hAnsi="David" w:cs="David"/>
-        </w:rPr>
-        <w:t xml:space="preserve"> </w:t>
-      </w:r>
-      <w:r>
-        <w:rPr>
-          <w:rFonts w:ascii="David" w:hAnsi="David" w:cs="David"/>
-          <w:rtl/>
-        </w:rPr>
-        <w:t xml:space="preserve"> דגשים:</w:t>
-      </w:r>
-    </w:p>
-    <w:p>
-      <w:pPr>
-        <w:pStyle w:val="ListParagraph"/>
-        <w:numPr>
-          <w:ilvl w:val="0"/>
-          <w:numId w:val="11"/>
-        </w:numPr>
-        <w:ind w:left="360"/>
-        <w:rPr>
-          <w:rFonts w:ascii="David" w:hAnsi="David" w:cs="David"/>
         </w:rPr>
       </w:pPr>
       <w:r>
@@ -299,7 +490,7 @@
         </w:rPr>
         <w:t xml:space="preserve">בקישור זה </w:t>
       </w:r>
-      <w:hyperlink r:id="rId8" w:history="1">
+      <w:hyperlink r:id="rId9" w:history="1">
         <w:r>
           <w:rPr>
             <w:rStyle w:val="Hyperlink"/>
@@ -522,6 +713,40 @@
     </w:p>
     <w:p>
       <w:pPr>
+        <w:rPr>
+          <w:rFonts w:ascii="David" w:hAnsi="David" w:cs="David"/>
+          <w:rtl/>
+        </w:rPr>
+      </w:pPr>
+    </w:p>
+    <w:p>
+      <w:pPr>
+        <w:rPr>
+          <w:rFonts w:ascii="David" w:hAnsi="David" w:cs="David" w:hint="cs"/>
+          <w:rtl/>
+        </w:rPr>
+      </w:pPr>
+    </w:p>
+    <w:p>
+      <w:pPr>
+        <w:pStyle w:val="Heading2"/>
+        <w:rPr>
+          <w:rFonts w:ascii="David" w:hAnsi="David" w:cs="David"/>
+          <w:rtl/>
+        </w:rPr>
+      </w:pPr>
+      <w:r>
+        <w:rPr>
+          <w:rFonts w:ascii="David" w:hAnsi="David" w:cs="David" w:hint="cs"/>
+          <w:b/>
+          <w:bCs/>
+          <w:rtl/>
+        </w:rPr>
+        <w:t>הגשה</w:t>
+      </w:r>
+    </w:p>
+    <w:p>
+      <w:pPr>
         <w:pStyle w:val="Textbody"/>
         <w:numPr>
           <w:ilvl w:val="0"/>
@@ -629,723 +854,16 @@
     </w:p>
     <w:p>
       <w:pPr>
-        <w:rPr>
-          <w:rFonts w:ascii="David" w:hAnsi="David" w:cs="David"/>
-          <w:rtl/>
-        </w:rPr>
-      </w:pPr>
-    </w:p>
-    <w:p>
-      <w:pPr>
-        <w:pStyle w:val="Heading2"/>
-        <w:rPr>
-          <w:rFonts w:ascii="David" w:hAnsi="David" w:cs="David"/>
-          <w:rtl/>
-        </w:rPr>
-      </w:pPr>
-      <w:r>
-        <w:rPr>
-          <w:rFonts w:ascii="David" w:hAnsi="David" w:cs="David"/>
-          <w:b/>
-          <w:bCs/>
-          <w:rtl/>
-        </w:rPr>
-        <w:t xml:space="preserve">אפשרות </w:t>
-      </w:r>
-      <w:r>
-        <w:rPr>
-          <w:rFonts w:ascii="David" w:hAnsi="David" w:cs="David"/>
-          <w:b/>
-          <w:bCs/>
-          <w:rtl/>
-        </w:rPr>
-        <w:t>ב</w:t>
-      </w:r>
-      <w:r>
-        <w:rPr>
-          <w:rFonts w:ascii="David" w:hAnsi="David" w:cs="David"/>
-          <w:rtl/>
-        </w:rPr>
-        <w:t xml:space="preserve">: </w:t>
-      </w:r>
-      <w:r>
-        <w:rPr>
-          <w:rFonts w:ascii="David" w:hAnsi="David" w:cs="David"/>
-          <w:rtl/>
-        </w:rPr>
-        <w:t>הוספת סיפור חדש למשחק קיים</w:t>
-      </w:r>
-    </w:p>
-    <w:p>
-      <w:pPr>
-        <w:rPr>
-          <w:rFonts w:ascii="David" w:hAnsi="David" w:cs="David"/>
-          <w:rtl/>
-        </w:rPr>
-      </w:pPr>
-      <w:r>
-        <w:rPr>
-          <w:rFonts w:ascii="David" w:hAnsi="David" w:cs="David"/>
-          <w:rtl/>
-        </w:rPr>
-        <w:t xml:space="preserve">בחרו משחק </w:t>
-      </w:r>
-      <w:r>
-        <w:rPr>
-          <w:rFonts w:ascii="David" w:hAnsi="David" w:cs="David"/>
-          <w:rtl/>
-        </w:rPr>
-        <w:t xml:space="preserve">לוח/קלפים/חברה </w:t>
-      </w:r>
-      <w:r>
-        <w:rPr>
-          <w:rFonts w:ascii="David" w:hAnsi="David" w:cs="David"/>
-          <w:rtl/>
-        </w:rPr>
-        <w:t xml:space="preserve">מוכר, </w:t>
-      </w:r>
-      <w:r>
-        <w:rPr>
-          <w:rFonts w:ascii="David" w:hAnsi="David" w:cs="David"/>
-          <w:rtl/>
-        </w:rPr>
-        <w:t xml:space="preserve">שאין בו </w:t>
-      </w:r>
-      <w:r>
-        <w:rPr>
-          <w:rFonts w:ascii="David" w:hAnsi="David" w:cs="David"/>
-          <w:rtl/>
-        </w:rPr>
-        <w:t xml:space="preserve">כרגע רכיבים </w:t>
-      </w:r>
-      <w:r>
-        <w:rPr>
-          <w:rFonts w:ascii="David" w:hAnsi="David" w:cs="David"/>
-          <w:rtl/>
-        </w:rPr>
-        <w:t>דרמטיים</w:t>
-      </w:r>
-      <w:r>
-        <w:rPr>
-          <w:rFonts w:ascii="David" w:hAnsi="David" w:cs="David"/>
-          <w:rtl/>
-        </w:rPr>
-        <w:t>.</w:t>
-      </w:r>
-      <w:r>
-        <w:rPr>
-          <w:rFonts w:ascii="David" w:hAnsi="David" w:cs="David"/>
-          <w:rtl/>
-        </w:rPr>
-        <w:t xml:space="preserve"> </w:t>
-      </w:r>
-      <w:r>
-        <w:rPr>
-          <w:rFonts w:ascii="David" w:hAnsi="David" w:cs="David"/>
-          <w:rtl/>
-        </w:rPr>
-        <w:t xml:space="preserve">הוסיפו לו </w:t>
-      </w:r>
-      <w:r>
-        <w:rPr>
-          <w:rFonts w:ascii="David" w:hAnsi="David" w:cs="David"/>
-          <w:rtl/>
-        </w:rPr>
-        <w:t>רכיבים דרמטיים</w:t>
-      </w:r>
-      <w:r>
-        <w:rPr>
-          <w:rFonts w:ascii="David" w:hAnsi="David" w:cs="David"/>
-          <w:rtl/>
-        </w:rPr>
-        <w:t>,</w:t>
-      </w:r>
-      <w:r>
-        <w:rPr>
-          <w:rFonts w:ascii="David" w:hAnsi="David" w:cs="David"/>
-          <w:rtl/>
-        </w:rPr>
-        <w:t xml:space="preserve"> אשר יהפכו </w:t>
-      </w:r>
-      <w:r>
-        <w:rPr>
-          <w:rFonts w:ascii="David" w:hAnsi="David" w:cs="David"/>
-          <w:rtl/>
-        </w:rPr>
-        <w:t xml:space="preserve">אותו </w:t>
-      </w:r>
-      <w:r>
-        <w:rPr>
-          <w:rFonts w:ascii="David" w:hAnsi="David" w:cs="David"/>
-          <w:rtl/>
-        </w:rPr>
-        <w:t>ל</w:t>
-      </w:r>
-      <w:r>
-        <w:rPr>
-          <w:rFonts w:ascii="David" w:hAnsi="David" w:cs="David"/>
-          <w:rtl/>
-        </w:rPr>
-        <w:t xml:space="preserve">מעניין </w:t>
-      </w:r>
-      <w:r>
-        <w:rPr>
-          <w:rFonts w:ascii="David" w:hAnsi="David" w:cs="David"/>
-          <w:rtl/>
-        </w:rPr>
-        <w:t xml:space="preserve">ומושך </w:t>
-      </w:r>
-      <w:r>
-        <w:rPr>
-          <w:rFonts w:ascii="David" w:hAnsi="David" w:cs="David"/>
-          <w:rtl/>
-        </w:rPr>
-        <w:t>יותר מבחינה רגשית</w:t>
-      </w:r>
-      <w:r>
-        <w:rPr>
-          <w:rFonts w:ascii="David" w:hAnsi="David" w:cs="David"/>
-          <w:rtl/>
-        </w:rPr>
-        <w:t>:</w:t>
-      </w:r>
-    </w:p>
-    <w:p>
-      <w:pPr>
-        <w:pStyle w:val="ListParagraph"/>
-        <w:numPr>
-          <w:ilvl w:val="0"/>
-          <w:numId w:val="9"/>
-        </w:numPr>
-        <w:rPr>
-          <w:rFonts w:ascii="David" w:hAnsi="David" w:cs="David"/>
-        </w:rPr>
-      </w:pPr>
-      <w:r>
-        <w:rPr>
-          <w:rFonts w:ascii="David" w:hAnsi="David" w:cs="David"/>
-          <w:rtl/>
-        </w:rPr>
-        <w:t xml:space="preserve">הוסיפו </w:t>
-      </w:r>
-      <w:r>
-        <w:rPr>
-          <w:rFonts w:ascii="David" w:hAnsi="David" w:cs="David"/>
-          <w:b/>
-          <w:bCs/>
-          <w:rtl/>
-        </w:rPr>
-        <w:t>סיפור-רקע</w:t>
-      </w:r>
-      <w:r>
-        <w:rPr>
-          <w:rFonts w:ascii="David" w:hAnsi="David" w:cs="David"/>
-          <w:rtl/>
-        </w:rPr>
-        <w:t>;</w:t>
-      </w:r>
-    </w:p>
-    <w:p>
-      <w:pPr>
-        <w:pStyle w:val="ListParagraph"/>
-        <w:numPr>
-          <w:ilvl w:val="0"/>
-          <w:numId w:val="9"/>
-        </w:numPr>
-        <w:rPr>
-          <w:rFonts w:ascii="David" w:hAnsi="David" w:cs="David"/>
-        </w:rPr>
-      </w:pPr>
-      <w:r>
-        <w:rPr>
-          <w:rFonts w:ascii="David" w:hAnsi="David" w:cs="David"/>
-          <w:rtl/>
-        </w:rPr>
-        <w:t xml:space="preserve">הוסיפו </w:t>
-      </w:r>
-      <w:r>
-        <w:rPr>
-          <w:rFonts w:ascii="David" w:hAnsi="David" w:cs="David"/>
-          <w:b/>
-          <w:bCs/>
-          <w:rtl/>
-        </w:rPr>
-        <w:t>דמויות</w:t>
-      </w:r>
-      <w:r>
-        <w:rPr>
-          <w:rFonts w:ascii="David" w:hAnsi="David" w:cs="David"/>
-          <w:rtl/>
-        </w:rPr>
-        <w:t xml:space="preserve"> </w:t>
-      </w:r>
-      <w:r>
-        <w:rPr>
-          <w:rFonts w:ascii="David" w:hAnsi="David" w:cs="David"/>
-          <w:rtl/>
-        </w:rPr>
-        <w:t>או היפכו את כלי-המשחק הקיימים לדמויות עם אישיות מיוחדת;</w:t>
-      </w:r>
-    </w:p>
-    <w:p>
-      <w:pPr>
-        <w:pStyle w:val="ListParagraph"/>
-        <w:numPr>
-          <w:ilvl w:val="0"/>
-          <w:numId w:val="9"/>
-        </w:numPr>
-        <w:rPr>
-          <w:rFonts w:ascii="David" w:hAnsi="David" w:cs="David"/>
-        </w:rPr>
-      </w:pPr>
-      <w:r>
-        <w:rPr>
-          <w:rFonts w:ascii="David" w:hAnsi="David" w:cs="David"/>
-          <w:rtl/>
-        </w:rPr>
-        <w:t xml:space="preserve">הוסיפו </w:t>
-      </w:r>
-      <w:r>
-        <w:rPr>
-          <w:rFonts w:ascii="David" w:hAnsi="David" w:cs="David"/>
-          <w:b/>
-          <w:bCs/>
-          <w:rtl/>
-        </w:rPr>
-        <w:t>עלילה</w:t>
-      </w:r>
-      <w:r>
-        <w:rPr>
-          <w:rFonts w:ascii="David" w:hAnsi="David" w:cs="David"/>
-          <w:rtl/>
-        </w:rPr>
-        <w:t xml:space="preserve"> עם קשת דרמטית</w:t>
-      </w:r>
-      <w:r>
-        <w:rPr>
-          <w:rFonts w:ascii="David" w:hAnsi="David" w:cs="David"/>
-          <w:rtl/>
-        </w:rPr>
-        <w:t xml:space="preserve"> (בעזרת </w:t>
-      </w:r>
-      <w:r>
-        <w:rPr>
-          <w:rFonts w:ascii="David" w:hAnsi="David" w:cs="David"/>
-        </w:rPr>
-        <w:t>Twine</w:t>
-      </w:r>
-      <w:r>
-        <w:rPr>
-          <w:rFonts w:ascii="David" w:hAnsi="David" w:cs="David"/>
-          <w:rtl/>
-        </w:rPr>
-        <w:t>);</w:t>
-      </w:r>
-    </w:p>
-    <w:p>
-      <w:pPr>
-        <w:pStyle w:val="ListParagraph"/>
-        <w:numPr>
-          <w:ilvl w:val="0"/>
-          <w:numId w:val="9"/>
-        </w:numPr>
-        <w:rPr>
-          <w:rFonts w:ascii="David" w:hAnsi="David" w:cs="David"/>
-        </w:rPr>
-      </w:pPr>
-      <w:r>
-        <w:rPr>
-          <w:rFonts w:ascii="David" w:hAnsi="David" w:cs="David"/>
-          <w:rtl/>
-        </w:rPr>
-        <w:t xml:space="preserve">הוסיפו </w:t>
-      </w:r>
-      <w:r>
-        <w:rPr>
-          <w:rFonts w:ascii="David" w:hAnsi="David" w:cs="David"/>
-          <w:b/>
-          <w:bCs/>
-          <w:rtl/>
-        </w:rPr>
-        <w:t>עולם</w:t>
-      </w:r>
-      <w:r>
-        <w:rPr>
-          <w:rFonts w:ascii="David" w:hAnsi="David" w:cs="David"/>
-          <w:rtl/>
-        </w:rPr>
-        <w:t xml:space="preserve"> עם חוקים משלו</w:t>
-      </w:r>
-      <w:r>
-        <w:rPr>
-          <w:rFonts w:ascii="David" w:hAnsi="David" w:cs="David" w:hint="cs"/>
-          <w:rtl/>
-        </w:rPr>
-        <w:t>.</w:t>
-      </w:r>
-    </w:p>
-    <w:p>
-      <w:pPr>
-        <w:rPr>
-          <w:rFonts w:ascii="David" w:hAnsi="David" w:cs="David"/>
-          <w:rtl/>
-        </w:rPr>
-      </w:pPr>
-      <w:r>
-        <w:rPr>
-          <w:rFonts w:ascii="David" w:hAnsi="David" w:cs="David"/>
-          <w:rtl/>
-        </w:rPr>
-        <w:t xml:space="preserve">שחקו עם חברים או משפחה ושימו לב לתגובות שלהם. </w:t>
-      </w:r>
-      <w:r>
-        <w:rPr>
-          <w:rFonts w:ascii="David" w:hAnsi="David" w:cs="David"/>
-          <w:rtl/>
-        </w:rPr>
-        <w:t xml:space="preserve">איך משפיעים </w:t>
-      </w:r>
-      <w:r>
-        <w:rPr>
-          <w:rFonts w:ascii="David" w:hAnsi="David" w:cs="David"/>
-          <w:rtl/>
-        </w:rPr>
-        <w:t xml:space="preserve">הרכיבים הדרמטיים </w:t>
-      </w:r>
-      <w:r>
-        <w:rPr>
-          <w:rFonts w:ascii="David" w:hAnsi="David" w:cs="David"/>
-          <w:rtl/>
-        </w:rPr>
-        <w:t>על חוויית השחקן?</w:t>
-      </w:r>
-    </w:p>
-    <w:p>
-      <w:pPr>
-        <w:pStyle w:val="Textbody"/>
-        <w:numPr>
-          <w:ilvl w:val="0"/>
-          <w:numId w:val="7"/>
-        </w:numPr>
-        <w:spacing w:line="240" w:lineRule="auto"/>
-        <w:rPr>
-          <w:rFonts w:ascii="David" w:hAnsi="David" w:cs="David"/>
-        </w:rPr>
-      </w:pPr>
-      <w:r>
-        <w:rPr>
-          <w:rFonts w:ascii="David" w:hAnsi="David" w:cs="David"/>
-          <w:rtl/>
-        </w:rPr>
-        <w:t>יש להסביר בפירוט את הוראות המשחק החדש שלכם, כך שכל אחד יוכל לשחק בו ע"י קריאת ההוראות. אין להסתפק בתיאורים כלליים ומופשטים.</w:t>
-      </w:r>
-    </w:p>
-    <w:p>
-      <w:pPr>
-        <w:pStyle w:val="Textbody"/>
-        <w:numPr>
-          <w:ilvl w:val="0"/>
-          <w:numId w:val="7"/>
-        </w:numPr>
-        <w:spacing w:line="240" w:lineRule="auto"/>
-        <w:rPr>
-          <w:rFonts w:ascii="David" w:hAnsi="David" w:cs="David"/>
-        </w:rPr>
-      </w:pPr>
-      <w:r>
-        <w:rPr>
-          <w:rFonts w:ascii="David" w:hAnsi="David" w:cs="David"/>
-          <w:rtl/>
-        </w:rPr>
-        <w:t xml:space="preserve">יש להגיש קובץ </w:t>
-      </w:r>
-      <w:r>
-        <w:rPr>
-          <w:rFonts w:ascii="David" w:hAnsi="David" w:cs="David"/>
-        </w:rPr>
-        <w:t>html</w:t>
-      </w:r>
-      <w:r>
-        <w:rPr>
-          <w:rFonts w:ascii="David" w:hAnsi="David" w:cs="David"/>
-          <w:rtl/>
-        </w:rPr>
-        <w:t xml:space="preserve"> – לייצא מתוך </w:t>
-      </w:r>
-      <w:proofErr w:type="spellStart"/>
-      <w:r>
-        <w:rPr>
-          <w:rFonts w:ascii="David" w:hAnsi="David" w:cs="David"/>
-        </w:rPr>
-        <w:t>twinery</w:t>
-      </w:r>
-      <w:proofErr w:type="spellEnd"/>
-      <w:r>
-        <w:rPr>
-          <w:rFonts w:ascii="David" w:hAnsi="David" w:cs="David"/>
-          <w:rtl/>
-        </w:rPr>
-        <w:t xml:space="preserve"> ע"י </w:t>
-      </w:r>
-      <w:r>
-        <w:rPr>
-          <w:rFonts w:ascii="David" w:hAnsi="David" w:cs="David"/>
-        </w:rPr>
-        <w:t>Build</w:t>
-      </w:r>
-      <w:r>
-        <w:rPr>
-          <w:rFonts w:ascii="David" w:hAnsi="David" w:cs="David"/>
-          <w:rtl/>
-        </w:rPr>
-        <w:t xml:space="preserve"> ואז </w:t>
-      </w:r>
-      <w:r>
-        <w:rPr>
-          <w:rFonts w:ascii="David" w:hAnsi="David" w:cs="David"/>
-        </w:rPr>
-        <w:t>Publish to File</w:t>
-      </w:r>
-      <w:r>
-        <w:rPr>
-          <w:rFonts w:ascii="David" w:hAnsi="David" w:cs="David"/>
-          <w:rtl/>
-        </w:rPr>
-        <w:t>.</w:t>
-      </w:r>
-    </w:p>
-    <w:p>
-      <w:pPr>
-        <w:pStyle w:val="Textbody"/>
-        <w:numPr>
-          <w:ilvl w:val="0"/>
-          <w:numId w:val="7"/>
-        </w:numPr>
-        <w:spacing w:line="240" w:lineRule="auto"/>
-        <w:rPr>
-          <w:rFonts w:ascii="David" w:hAnsi="David" w:cs="David"/>
-        </w:rPr>
-      </w:pPr>
-      <w:r>
-        <w:rPr>
-          <w:rFonts w:ascii="David" w:hAnsi="David" w:cs="David"/>
-          <w:rtl/>
-        </w:rPr>
-        <w:t xml:space="preserve">כל אחד מחברי הצוות צריך לבצע </w:t>
-      </w:r>
-      <w:r>
-        <w:rPr>
-          <w:rFonts w:ascii="David" w:hAnsi="David" w:cs="David"/>
-        </w:rPr>
-        <w:t>playtest</w:t>
-      </w:r>
-      <w:r>
-        <w:rPr>
-          <w:rFonts w:ascii="David" w:hAnsi="David" w:cs="David"/>
-          <w:rtl/>
-        </w:rPr>
-        <w:t xml:space="preserve"> ולדווח על חוויית השחקן.</w:t>
-      </w:r>
-    </w:p>
-    <w:p>
-      <w:pPr>
-        <w:rPr>
-          <w:rFonts w:ascii="David" w:hAnsi="David" w:cs="David"/>
-          <w:rtl/>
-        </w:rPr>
-      </w:pPr>
-    </w:p>
-    <w:p>
-      <w:pPr>
-        <w:pStyle w:val="Heading2"/>
-        <w:rPr>
-          <w:rFonts w:ascii="David" w:hAnsi="David" w:cs="David"/>
-          <w:color w:val="auto"/>
-          <w:rtl/>
-        </w:rPr>
-      </w:pPr>
-      <w:r>
-        <w:rPr>
-          <w:rFonts w:ascii="David" w:hAnsi="David" w:cs="David"/>
-          <w:b/>
-          <w:bCs/>
-          <w:color w:val="auto"/>
-          <w:rtl/>
-        </w:rPr>
-        <w:t>אפשרות ג</w:t>
-      </w:r>
-      <w:r>
-        <w:rPr>
-          <w:rFonts w:ascii="David" w:hAnsi="David" w:cs="David"/>
-          <w:color w:val="auto"/>
-          <w:rtl/>
-        </w:rPr>
-        <w:t xml:space="preserve">: </w:t>
-      </w:r>
-      <w:r>
-        <w:rPr>
-          <w:rFonts w:ascii="David" w:hAnsi="David" w:cs="David"/>
-          <w:color w:val="auto"/>
-          <w:rtl/>
-        </w:rPr>
-        <w:t>בניית סיפור חדש למשחק חדש – המשחק שלכם</w:t>
-      </w:r>
-    </w:p>
-    <w:p>
-      <w:pPr>
-        <w:rPr>
-          <w:rFonts w:ascii="David" w:hAnsi="David" w:cs="David"/>
-          <w:rtl/>
-        </w:rPr>
-      </w:pPr>
-      <w:r>
-        <w:rPr>
-          <w:rFonts w:ascii="David" w:hAnsi="David" w:cs="David"/>
-          <w:rtl/>
-        </w:rPr>
-        <w:t>אם המשחק המקורי שלכם (מהמטלה המתגלגלת) כולל עלילה מורכבת, השתמשו ב-</w:t>
-      </w:r>
-      <w:r>
-        <w:rPr>
-          <w:rFonts w:ascii="David" w:hAnsi="David" w:cs="David"/>
-        </w:rPr>
-        <w:t>Twine</w:t>
-      </w:r>
-      <w:r>
-        <w:rPr>
-          <w:rFonts w:ascii="David" w:hAnsi="David" w:cs="David"/>
-          <w:rtl/>
-        </w:rPr>
-        <w:t xml:space="preserve"> כדי ליצור אותה.</w:t>
-      </w:r>
-      <w:r>
-        <w:rPr>
-          <w:rFonts w:ascii="David" w:hAnsi="David" w:cs="David"/>
-          <w:rtl/>
-        </w:rPr>
-        <w:t xml:space="preserve"> </w:t>
-      </w:r>
-    </w:p>
-    <w:p>
-      <w:pPr>
-        <w:pStyle w:val="Textbody"/>
-        <w:numPr>
-          <w:ilvl w:val="0"/>
-          <w:numId w:val="7"/>
-        </w:numPr>
-        <w:spacing w:line="240" w:lineRule="auto"/>
-        <w:rPr>
-          <w:rFonts w:ascii="David" w:hAnsi="David" w:cs="David"/>
-        </w:rPr>
-      </w:pPr>
-      <w:r>
-        <w:rPr>
-          <w:rFonts w:ascii="David" w:hAnsi="David" w:cs="David"/>
-          <w:rtl/>
-        </w:rPr>
-        <w:t xml:space="preserve">יש להגיש קובץ </w:t>
-      </w:r>
-      <w:r>
-        <w:rPr>
-          <w:rFonts w:ascii="David" w:hAnsi="David" w:cs="David"/>
-        </w:rPr>
-        <w:t>html</w:t>
-      </w:r>
-      <w:r>
-        <w:rPr>
-          <w:rFonts w:ascii="David" w:hAnsi="David" w:cs="David"/>
-          <w:rtl/>
-        </w:rPr>
-        <w:t xml:space="preserve"> – לייצא מתוך </w:t>
-      </w:r>
-      <w:proofErr w:type="spellStart"/>
-      <w:r>
-        <w:rPr>
-          <w:rFonts w:ascii="David" w:hAnsi="David" w:cs="David"/>
-        </w:rPr>
-        <w:t>twinery</w:t>
-      </w:r>
-      <w:proofErr w:type="spellEnd"/>
-      <w:r>
-        <w:rPr>
-          <w:rFonts w:ascii="David" w:hAnsi="David" w:cs="David"/>
-          <w:rtl/>
-        </w:rPr>
-        <w:t xml:space="preserve"> ע"י </w:t>
-      </w:r>
-      <w:r>
-        <w:rPr>
-          <w:rFonts w:ascii="David" w:hAnsi="David" w:cs="David"/>
-        </w:rPr>
-        <w:t>Build</w:t>
-      </w:r>
-      <w:r>
-        <w:rPr>
-          <w:rFonts w:ascii="David" w:hAnsi="David" w:cs="David"/>
-          <w:rtl/>
-        </w:rPr>
-        <w:t xml:space="preserve"> ואז </w:t>
-      </w:r>
-      <w:r>
-        <w:rPr>
-          <w:rFonts w:ascii="David" w:hAnsi="David" w:cs="David"/>
-        </w:rPr>
-        <w:t>Publish to File</w:t>
-      </w:r>
-      <w:r>
-        <w:rPr>
-          <w:rFonts w:ascii="David" w:hAnsi="David" w:cs="David"/>
-          <w:rtl/>
-        </w:rPr>
-        <w:t>.</w:t>
-      </w:r>
-    </w:p>
-    <w:p>
-      <w:pPr>
-        <w:pStyle w:val="Textbody"/>
-        <w:numPr>
-          <w:ilvl w:val="0"/>
-          <w:numId w:val="7"/>
-        </w:numPr>
-        <w:spacing w:line="240" w:lineRule="auto"/>
-        <w:rPr>
-          <w:rFonts w:ascii="David" w:hAnsi="David" w:cs="David"/>
-        </w:rPr>
-      </w:pPr>
-      <w:r>
-        <w:rPr>
-          <w:rFonts w:ascii="David" w:hAnsi="David" w:cs="David"/>
-          <w:rtl/>
-        </w:rPr>
-        <w:t xml:space="preserve">כל אחד מחברי הצוות צריך לבצע </w:t>
-      </w:r>
-      <w:r>
-        <w:rPr>
-          <w:rFonts w:ascii="David" w:hAnsi="David" w:cs="David"/>
-        </w:rPr>
-        <w:t>playtest</w:t>
-      </w:r>
-      <w:r>
-        <w:rPr>
-          <w:rFonts w:ascii="David" w:hAnsi="David" w:cs="David"/>
-          <w:rtl/>
-        </w:rPr>
-        <w:t xml:space="preserve"> ולדווח על חוויית השחקן.</w:t>
-      </w:r>
-    </w:p>
-    <w:p>
-      <w:pPr>
         <w:pStyle w:val="Textbody"/>
         <w:spacing w:line="240" w:lineRule="auto"/>
         <w:rPr>
           <w:rFonts w:ascii="David" w:hAnsi="David" w:cs="David"/>
-          <w:color w:val="00B050"/>
         </w:rPr>
       </w:pPr>
     </w:p>
     <w:sectPr>
-      <w:headerReference w:type="default" r:id="rId9"/>
-      <w:footerReference w:type="default" r:id="rId10"/>
+      <w:headerReference w:type="default" r:id="rId10"/>
+      <w:footerReference w:type="default" r:id="rId11"/>
       <w:pgSz w:w="11906" w:h="16838"/>
       <w:pgMar w:top="1134" w:right="1134" w:bottom="1134" w:left="1134" w:header="720" w:footer="720" w:gutter="0"/>
       <w:cols w:space="720"/>

--- a/05a-design-dramatic/homework.docx
+++ b/05a-design-dramatic/homework.docx
@@ -174,7 +174,7 @@
     <w:p>
       <w:pPr>
         <w:rPr>
-          <w:rFonts w:ascii="David" w:hAnsi="David" w:cs="David" w:hint="cs"/>
+          <w:rFonts w:ascii="David" w:hAnsi="David" w:cs="David"/>
           <w:rtl/>
         </w:rPr>
       </w:pPr>
@@ -248,7 +248,7 @@
     <w:p>
       <w:pPr>
         <w:rPr>
-          <w:rFonts w:ascii="David" w:hAnsi="David" w:cs="David" w:hint="cs"/>
+          <w:rFonts w:ascii="David" w:hAnsi="David" w:cs="David"/>
           <w:rtl/>
         </w:rPr>
       </w:pPr>
@@ -722,7 +722,7 @@
     <w:p>
       <w:pPr>
         <w:rPr>
-          <w:rFonts w:ascii="David" w:hAnsi="David" w:cs="David" w:hint="cs"/>
+          <w:rFonts w:ascii="David" w:hAnsi="David" w:cs="David"/>
           <w:rtl/>
         </w:rPr>
       </w:pPr>
@@ -817,6 +817,26 @@
           <w:rtl/>
         </w:rPr>
         <w:t>.</w:t>
+      </w:r>
+      <w:r>
+        <w:rPr>
+          <w:rFonts w:ascii="David" w:hAnsi="David" w:cs="David" w:hint="cs"/>
+          <w:rtl/>
+        </w:rPr>
+        <w:t xml:space="preserve"> להעלות את הקובץ לחשבון של הצוות ב-</w:t>
+      </w:r>
+      <w:r>
+        <w:rPr>
+          <w:rFonts w:ascii="David" w:hAnsi="David" w:cs="David"/>
+        </w:rPr>
+        <w:t>itch.io</w:t>
+      </w:r>
+      <w:r>
+        <w:rPr>
+          <w:rFonts w:ascii="David" w:hAnsi="David" w:cs="David" w:hint="cs"/>
+          <w:rtl/>
+        </w:rPr>
+        <w:t xml:space="preserve"> ולהגיש קישור במוודל.</w:t>
       </w:r>
     </w:p>
     <w:p>
